--- a/public/licenses/exclusive-license.docx
+++ b/public/licenses/exclusive-license.docx
@@ -865,6 +865,34 @@
           <w:szCs w:val="21"/>
         </w:rPr>
         <w:t xml:space="preserve">If the Licensee registers any New Song with a Performing Rights Organization (PRO) such as ASCAP, BMI, SESAC, or any foreign equivalent, the Licensee must simultaneously register the Licensor’s writer share and publisher share as set forth above, and must identify the Licensor as a co-writer of the underlying composition.</w:t>
+      </w:r>
+    </w:p>
+    <w:p>
+      <w:pPr>
+        <w:spacing w:after="160" w:line="276"/>
+        <w:jc w:val="both"/>
+      </w:pPr>
+      <w:r>
+        <w:rPr>
+          <w:rFonts w:ascii="Calibri" w:cs="Calibri" w:eastAsia="Calibri" w:hAnsi="Calibri"/>
+          <w:b/>
+          <w:bCs/>
+          <w:color w:val="1A1A1A"/>
+          <w:sz w:val="21"/>
+          <w:szCs w:val="21"/>
+        </w:rPr>
+        <w:t xml:space="preserve">Licensor Registration Information.</w:t>
+      </w:r>
+      <w:r>
+        <w:rPr>
+          <w:rFonts w:ascii="Calibri" w:cs="Calibri" w:eastAsia="Calibri" w:hAnsi="Calibri"/>
+          <w:b w:val="false"/>
+          <w:bCs w:val="false"/>
+          <w:color w:val="1A1A1A"/>
+          <w:sz w:val="21"/>
+          <w:szCs w:val="21"/>
+        </w:rPr>
+        <w:t xml:space="preserve"> For the purpose of registering the Licensor’s share of the underlying composition with any PRO, distributor, or rights administrator, the Licensor’s information is: Legal Name: Owen Hucal, professionally known as prod.essential; Performing Rights Organization: ASCAP; Writer IPI/CAE Number: [WRITER_IPI]; Publishing Company: prod.essential Publishing; Publisher IPI/CAE Number: 1358011863. When registering the New Song with any PRO, distributor, or rights administrator, the Licensee must list the Licensor as a co-writer using this information.</w:t>
       </w:r>
     </w:p>
     <w:p>

--- a/public/licenses/exclusive-license.docx
+++ b/public/licenses/exclusive-license.docx
@@ -892,7 +892,7 @@
           <w:sz w:val="21"/>
           <w:szCs w:val="21"/>
         </w:rPr>
-        <w:t xml:space="preserve"> For the purpose of registering the Licensor’s share of the underlying composition with any PRO, distributor, or rights administrator, the Licensor’s information is: Legal Name: Owen Hucal, professionally known as prod.essential; Performing Rights Organization: ASCAP; Writer IPI/CAE Number: [WRITER_IPI]; Publishing Company: prod.essential Publishing; Publisher IPI/CAE Number: 1358011863. When registering the New Song with any PRO, distributor, or rights administrator, the Licensee must list the Licensor as a co-writer using this information.</w:t>
+        <w:t xml:space="preserve"> For the purpose of registering the Licensor’s share of the underlying composition with any PRO, distributor, or rights administrator, the Licensor’s information is: Legal Name: Owen Hucal, professionally known as prod.essential; Performing Rights Organization: ASCAP; Writer IPI/CAE Number: [WRITER_IPI] (REMINDER: INSERT ASCAP WRITER IPI ONCE RECEIVED); Publishing Company: prod.essential Publishing; Publisher IPI/CAE Number: 1358011863. When registering the New Song with any PRO, distributor, or rights administrator, the Licensee must list the Licensor as a co-writer using this information.</w:t>
       </w:r>
     </w:p>
     <w:p>
@@ -1025,7 +1025,7 @@
           <w:sz w:val="21"/>
           <w:szCs w:val="21"/>
         </w:rPr>
-        <w:t xml:space="preserve">The Beat is delivered “as is” without warranties of any kind, express or implied, including warranties of fitness for a particular purpose.</w:t>
+        <w:t xml:space="preserve">Except as expressly stated below, the Beat is delivered “as is” without warranties of any kind, express or implied, including warranties of fitness for a particular purpose.</w:t>
       </w:r>
     </w:p>
     <w:p>

--- a/public/licenses/exclusive-license.docx
+++ b/public/licenses/exclusive-license.docx
@@ -345,7 +345,7 @@
           <w:sz w:val="21"/>
           <w:szCs w:val="21"/>
         </w:rPr>
-        <w:t xml:space="preserve">The Licensee acknowledges and accepts that the Beat may have been licensed on a non-exclusive basis to one or more third parties prior to the Effective Date. Any such prior non-exclusive licenses remain in effect according to their original terms, and the Licensee’s exclusive rights under this Agreement are subject to the continued validity of those prior licenses. The Licensor will provide the Licensee, upon request, with a list of all prior non-exclusive licensees of the Beat known to the Licensor.</w:t>
+        <w:t xml:space="preserve">The Licensee acknowledges and accepts that the Beat may have been licensed on a non-exclusive basis to one or more third parties prior to the Effective Date. Any such prior non-exclusive licenses remain in effect according to their original terms, and the Licensee’s exclusive rights under this Agreement are subject to the continued validity of those prior licenses. The Licensor will provide the Licensee, upon request, with a list of all prior non-exclusive licensees of the Beat known to the Licensor. If the Licensee enrolls any New Song in a content identification or monetization-claim system (such as YouTube Content ID), the Licensee must not assert any claim against a prior non-exclusive licensee’s authorized use of the Beat, and must promptly release any such claim upon written notice from the Licensor.</w:t>
       </w:r>
     </w:p>
     <w:p>

--- a/public/licenses/exclusive-license.docx
+++ b/public/licenses/exclusive-license.docx
@@ -892,7 +892,7 @@
           <w:sz w:val="21"/>
           <w:szCs w:val="21"/>
         </w:rPr>
-        <w:t xml:space="preserve"> For the purpose of registering the Licensor’s share of the underlying composition with any PRO, distributor, or rights administrator, the Licensor’s information is: Legal Name: Owen Hucal, professionally known as prod.essential; Performing Rights Organization: ASCAP; Writer IPI/CAE Number: [WRITER_IPI] (REMINDER: INSERT ASCAP WRITER IPI ONCE RECEIVED); Publishing Company: prod.essential Publishing; Publisher IPI/CAE Number: 1358011863. When registering the New Song with any PRO, distributor, or rights administrator, the Licensee must list the Licensor as a co-writer using this information.</w:t>
+        <w:t xml:space="preserve"> For the purpose of registering the Licensor’s share of the underlying composition with any PRO, distributor, or rights administrator, the Licensor’s information is: Legal Name: Owen Hucal, professionally known as prod.essential; Performing Rights Organization: ASCAP; Writer IPI/CAE Number: 1358905222; Publishing Company: prod.essential Publishing; Publisher IPI/CAE Number: 1358011863. When registering the New Song with any PRO, distributor, or rights administrator, the Licensee must list the Licensor as a co-writer using this information.</w:t>
       </w:r>
     </w:p>
     <w:p>
